--- a/Class   SeedData .docx
+++ b/Class   SeedData .docx
@@ -22,16 +22,8 @@
         <w:rPr>
           <w:highlight w:val="yellow"/>
         </w:rPr>
-        <w:t>If</w:t>
-      </w:r>
-      <w:proofErr w:type="gramStart"/>
-      <w:r>
-        <w:rPr>
-          <w:highlight w:val="yellow"/>
-        </w:rPr>
-        <w:t xml:space="preserve">   (</w:t>
-      </w:r>
-      <w:proofErr w:type="gramEnd"/>
+        <w:t>If   (</w:t>
+      </w:r>
       <w:r>
         <w:rPr>
           <w:highlight w:val="yellow"/>
@@ -271,22 +263,23 @@
           <w:lang w:val="vi-VN"/>
         </w:rPr>
       </w:pPr>
-    </w:p>
-    <w:p>
-      <w:pPr>
-        <w:rPr>
-          <w:lang w:val="vi-VN"/>
-        </w:rPr>
-      </w:pPr>
       <w:r>
         <w:rPr>
           <w:lang w:val="vi-VN"/>
         </w:rPr>
         <w:drawing>
-          <wp:inline distT="0" distB="0" distL="0" distR="0" wp14:anchorId="7ED13DB6" wp14:editId="5BC16075">
-            <wp:extent cx="6835140" cy="6111240"/>
-            <wp:effectExtent l="0" t="0" r="3810" b="3810"/>
-            <wp:docPr id="1441528840" name="Picture 1" descr="A screenshot of a computer&#10;&#10;AI-generated content may be incorrect."/>
+          <wp:anchor distT="0" distB="0" distL="114300" distR="114300" simplePos="0" relativeHeight="251658240" behindDoc="0" locked="0" layoutInCell="1" allowOverlap="1" wp14:anchorId="090FE789" wp14:editId="609B2127">
+            <wp:simplePos x="0" y="0"/>
+            <wp:positionH relativeFrom="column">
+              <wp:posOffset>-718820</wp:posOffset>
+            </wp:positionH>
+            <wp:positionV relativeFrom="paragraph">
+              <wp:posOffset>317500</wp:posOffset>
+            </wp:positionV>
+            <wp:extent cx="7336155" cy="6842125"/>
+            <wp:effectExtent l="0" t="0" r="0" b="0"/>
+            <wp:wrapSquare wrapText="bothSides"/>
+            <wp:docPr id="938261441" name="Picture 1"/>
             <wp:cNvGraphicFramePr>
               <a:graphicFrameLocks xmlns:a="http://schemas.openxmlformats.org/drawingml/2006/main" noChangeAspect="1"/>
             </wp:cNvGraphicFramePr>
@@ -294,11 +287,17 @@
               <a:graphicData uri="http://schemas.openxmlformats.org/drawingml/2006/picture">
                 <pic:pic xmlns:pic="http://schemas.openxmlformats.org/drawingml/2006/picture">
                   <pic:nvPicPr>
-                    <pic:cNvPr id="1441528840" name="Picture 1" descr="A screenshot of a computer&#10;&#10;AI-generated content may be incorrect."/>
+                    <pic:cNvPr id="938261441" name=""/>
                     <pic:cNvPicPr/>
                   </pic:nvPicPr>
                   <pic:blipFill>
-                    <a:blip r:embed="rId4"/>
+                    <a:blip r:embed="rId4">
+                      <a:extLst>
+                        <a:ext uri="{28A0092B-C50C-407E-A947-70E740481C1C}">
+                          <a14:useLocalDpi xmlns:a14="http://schemas.microsoft.com/office/drawing/2010/main" val="0"/>
+                        </a:ext>
+                      </a:extLst>
+                    </a:blip>
                     <a:stretch>
                       <a:fillRect/>
                     </a:stretch>
@@ -306,7 +305,7 @@
                   <pic:spPr>
                     <a:xfrm>
                       <a:off x="0" y="0"/>
-                      <a:ext cx="6835140" cy="6111240"/>
+                      <a:ext cx="7336155" cy="6842125"/>
                     </a:xfrm>
                     <a:prstGeom prst="rect">
                       <a:avLst/>
@@ -315,17 +314,893 @@
                 </pic:pic>
               </a:graphicData>
             </a:graphic>
-          </wp:inline>
+            <wp14:sizeRelH relativeFrom="margin">
+              <wp14:pctWidth>0</wp14:pctWidth>
+            </wp14:sizeRelH>
+            <wp14:sizeRelV relativeFrom="margin">
+              <wp14:pctHeight>0</wp14:pctHeight>
+            </wp14:sizeRelV>
+          </wp:anchor>
         </w:drawing>
       </w:r>
     </w:p>
     <w:p>
+      <w:r>
+        <w:lastRenderedPageBreak/>
+        <w:t xml:space="preserve">         using </w:t>
+      </w:r>
+      <w:proofErr w:type="spellStart"/>
+      <w:r>
+        <w:t>Microsoft.</w:t>
+      </w:r>
+      <w:proofErr w:type="gramStart"/>
+      <w:r>
+        <w:t>EntityFrameworkCore</w:t>
+      </w:r>
+      <w:proofErr w:type="spellEnd"/>
+      <w:r>
+        <w:t>;</w:t>
+      </w:r>
+      <w:proofErr w:type="gramEnd"/>
+    </w:p>
+    <w:p>
+      <w:r>
+        <w:t xml:space="preserve">         using </w:t>
+      </w:r>
+      <w:proofErr w:type="spellStart"/>
+      <w:r>
+        <w:t>TechLaptop.</w:t>
+      </w:r>
+      <w:proofErr w:type="gramStart"/>
+      <w:r>
+        <w:t>Models</w:t>
+      </w:r>
+      <w:proofErr w:type="spellEnd"/>
+      <w:r>
+        <w:t>;</w:t>
+      </w:r>
+      <w:proofErr w:type="gramEnd"/>
+    </w:p>
+    <w:p/>
+    <w:p>
+      <w:r>
+        <w:t xml:space="preserve">         namespace </w:t>
+      </w:r>
+      <w:proofErr w:type="spellStart"/>
+      <w:r>
+        <w:t>TechLaptop.Repository</w:t>
+      </w:r>
+      <w:proofErr w:type="spellEnd"/>
+    </w:p>
+    <w:p>
+      <w:r>
+        <w:t xml:space="preserve">           {</w:t>
+      </w:r>
+    </w:p>
+    <w:p>
+      <w:r>
+        <w:t xml:space="preserve">    public class </w:t>
+      </w:r>
+      <w:proofErr w:type="spellStart"/>
+      <w:proofErr w:type="gramStart"/>
+      <w:r>
+        <w:t>SeedData</w:t>
+      </w:r>
+      <w:proofErr w:type="spellEnd"/>
+      <w:r>
+        <w:t>{</w:t>
+      </w:r>
+      <w:proofErr w:type="gramEnd"/>
+    </w:p>
+    <w:p>
+      <w:r>
+        <w:t xml:space="preserve">        </w:t>
+      </w:r>
+      <w:proofErr w:type="gramStart"/>
+      <w:r>
+        <w:t>public  static</w:t>
+      </w:r>
+      <w:proofErr w:type="gramEnd"/>
+      <w:r>
+        <w:t xml:space="preserve">  void   </w:t>
+      </w:r>
+      <w:proofErr w:type="spellStart"/>
+      <w:r>
+        <w:t>SeedingData</w:t>
+      </w:r>
+      <w:proofErr w:type="spellEnd"/>
+      <w:r>
+        <w:t xml:space="preserve"> (</w:t>
+      </w:r>
+      <w:proofErr w:type="spellStart"/>
+      <w:r>
+        <w:t>DataContext</w:t>
+      </w:r>
+      <w:proofErr w:type="spellEnd"/>
+      <w:r>
+        <w:t xml:space="preserve">   _</w:t>
+      </w:r>
+      <w:proofErr w:type="gramStart"/>
+      <w:r>
+        <w:t xml:space="preserve">context)   </w:t>
+      </w:r>
+      <w:proofErr w:type="gramEnd"/>
+      <w:r>
+        <w:t xml:space="preserve"> {</w:t>
+      </w:r>
+    </w:p>
+    <w:p>
+      <w:r>
+        <w:t xml:space="preserve">            _</w:t>
+      </w:r>
+      <w:proofErr w:type="spellStart"/>
+      <w:proofErr w:type="gramStart"/>
+      <w:r>
+        <w:t>context.Database.Migrate</w:t>
+      </w:r>
+      <w:proofErr w:type="spellEnd"/>
+      <w:proofErr w:type="gramEnd"/>
+      <w:r>
+        <w:t>(</w:t>
+      </w:r>
+      <w:proofErr w:type="gramStart"/>
+      <w:r>
+        <w:t>);</w:t>
+      </w:r>
+      <w:proofErr w:type="gramEnd"/>
+    </w:p>
+    <w:p>
+      <w:r>
+        <w:t xml:space="preserve">         </w:t>
+      </w:r>
+      <w:proofErr w:type="gramStart"/>
+      <w:r>
+        <w:t>if  (</w:t>
+      </w:r>
+      <w:proofErr w:type="gramEnd"/>
+      <w:r>
+        <w:t>!_</w:t>
+      </w:r>
+      <w:proofErr w:type="spellStart"/>
+      <w:proofErr w:type="gramStart"/>
+      <w:r>
+        <w:t>context.Products.Any</w:t>
+      </w:r>
+      <w:proofErr w:type="spellEnd"/>
+      <w:r>
+        <w:t>()  &amp;</w:t>
+      </w:r>
+      <w:proofErr w:type="gramEnd"/>
+      <w:r>
+        <w:t xml:space="preserve">&amp;  </w:t>
+      </w:r>
+      <w:proofErr w:type="gramStart"/>
+      <w:r>
+        <w:t xml:space="preserve">  !</w:t>
+      </w:r>
+      <w:proofErr w:type="gramEnd"/>
+      <w:r>
+        <w:t>_</w:t>
+      </w:r>
+      <w:proofErr w:type="spellStart"/>
+      <w:proofErr w:type="gramStart"/>
+      <w:r>
+        <w:t>context.Brands.Any</w:t>
+      </w:r>
+      <w:proofErr w:type="spellEnd"/>
+      <w:r>
+        <w:t xml:space="preserve">()   </w:t>
+      </w:r>
+      <w:proofErr w:type="gramEnd"/>
+      <w:r>
+        <w:t xml:space="preserve"> &amp;</w:t>
+      </w:r>
+      <w:proofErr w:type="gramStart"/>
+      <w:r>
+        <w:t>&amp;  !</w:t>
+      </w:r>
+      <w:proofErr w:type="gramEnd"/>
+      <w:r>
+        <w:t>_</w:t>
+      </w:r>
+      <w:proofErr w:type="spellStart"/>
+      <w:proofErr w:type="gramStart"/>
+      <w:r>
+        <w:t>context.Categories.Any</w:t>
+      </w:r>
+      <w:proofErr w:type="spellEnd"/>
+      <w:proofErr w:type="gramEnd"/>
+      <w:r>
+        <w:t xml:space="preserve">())  </w:t>
+      </w:r>
+    </w:p>
+    <w:p>
+      <w:r>
+        <w:t xml:space="preserve">            {</w:t>
+      </w:r>
+    </w:p>
+    <w:p>
+      <w:r>
+        <w:t xml:space="preserve">                CategoryModel </w:t>
+      </w:r>
+      <w:proofErr w:type="spellStart"/>
+      <w:proofErr w:type="gramStart"/>
+      <w:r>
+        <w:t>macbook</w:t>
+      </w:r>
+      <w:proofErr w:type="spellEnd"/>
+      <w:r>
+        <w:t xml:space="preserve">  =</w:t>
+      </w:r>
+      <w:proofErr w:type="gramEnd"/>
+      <w:r>
+        <w:t xml:space="preserve"> new CategoryModel </w:t>
+      </w:r>
+      <w:proofErr w:type="gramStart"/>
+      <w:r>
+        <w:t>{ Name</w:t>
+      </w:r>
+      <w:proofErr w:type="gramEnd"/>
+      <w:r>
+        <w:t xml:space="preserve"> = "</w:t>
+      </w:r>
+      <w:proofErr w:type="spellStart"/>
+      <w:r>
+        <w:t>Macbook</w:t>
+      </w:r>
+      <w:proofErr w:type="spellEnd"/>
+      <w:r>
+        <w:t>", Slug = "</w:t>
+      </w:r>
+      <w:proofErr w:type="spellStart"/>
+      <w:r>
+        <w:t>macbook</w:t>
+      </w:r>
+      <w:proofErr w:type="spellEnd"/>
+      <w:r>
+        <w:t>", Description = "</w:t>
+      </w:r>
+      <w:proofErr w:type="spellStart"/>
+      <w:r>
+        <w:t>Macbook</w:t>
+      </w:r>
+      <w:proofErr w:type="spellEnd"/>
+      <w:r>
+        <w:t xml:space="preserve"> </w:t>
+      </w:r>
+      <w:proofErr w:type="gramStart"/>
+      <w:r>
+        <w:t>is  large</w:t>
+      </w:r>
+      <w:proofErr w:type="gramEnd"/>
+      <w:r>
+        <w:t xml:space="preserve"> brand in the world", Status = </w:t>
+      </w:r>
+      <w:proofErr w:type="gramStart"/>
+      <w:r>
+        <w:t>1 }</w:t>
+      </w:r>
+      <w:proofErr w:type="gramEnd"/>
+      <w:r>
+        <w:t>;</w:t>
+      </w:r>
+    </w:p>
+    <w:p>
+      <w:r>
+        <w:t xml:space="preserve">                CategoryModel </w:t>
+      </w:r>
+      <w:proofErr w:type="gramStart"/>
+      <w:r>
+        <w:t>pc  =</w:t>
+      </w:r>
+      <w:proofErr w:type="gramEnd"/>
+      <w:r>
+        <w:t xml:space="preserve"> new CategoryModel </w:t>
+      </w:r>
+      <w:proofErr w:type="gramStart"/>
+      <w:r>
+        <w:t>{ Name</w:t>
+      </w:r>
+      <w:proofErr w:type="gramEnd"/>
+      <w:r>
+        <w:t xml:space="preserve"> = "Pc", Slug = "pc", Description = "Pc </w:t>
+      </w:r>
+      <w:proofErr w:type="gramStart"/>
+      <w:r>
+        <w:t>is  large</w:t>
+      </w:r>
+      <w:proofErr w:type="gramEnd"/>
+      <w:r>
+        <w:t xml:space="preserve"> brand in the world", Status = </w:t>
+      </w:r>
+      <w:proofErr w:type="gramStart"/>
+      <w:r>
+        <w:t>1 }</w:t>
+      </w:r>
+      <w:proofErr w:type="gramEnd"/>
+      <w:r>
+        <w:t>;</w:t>
+      </w:r>
+    </w:p>
+    <w:p/>
+    <w:p/>
+    <w:p>
+      <w:r>
+        <w:t xml:space="preserve">                </w:t>
+      </w:r>
+      <w:proofErr w:type="spellStart"/>
+      <w:r>
+        <w:t>BrandModel</w:t>
+      </w:r>
+      <w:proofErr w:type="spellEnd"/>
+      <w:r>
+        <w:t xml:space="preserve"> </w:t>
+      </w:r>
+      <w:proofErr w:type="gramStart"/>
+      <w:r>
+        <w:t>apple  =</w:t>
+      </w:r>
+      <w:proofErr w:type="gramEnd"/>
+      <w:r>
+        <w:t xml:space="preserve"> new </w:t>
+      </w:r>
+      <w:proofErr w:type="spellStart"/>
+      <w:r>
+        <w:t>BrandModel</w:t>
+      </w:r>
+      <w:proofErr w:type="spellEnd"/>
+      <w:r>
+        <w:t xml:space="preserve"> </w:t>
+      </w:r>
+      <w:proofErr w:type="gramStart"/>
+      <w:r>
+        <w:t>{ Name</w:t>
+      </w:r>
+      <w:proofErr w:type="gramEnd"/>
+      <w:r>
+        <w:t xml:space="preserve"> = "Apple", Slug = "Apple", Description = "Apple </w:t>
+      </w:r>
+      <w:proofErr w:type="gramStart"/>
+      <w:r>
+        <w:t>is  large</w:t>
+      </w:r>
+      <w:proofErr w:type="gramEnd"/>
+      <w:r>
+        <w:t xml:space="preserve"> brand in the world", Status = </w:t>
+      </w:r>
+      <w:proofErr w:type="gramStart"/>
+      <w:r>
+        <w:t>1 }</w:t>
+      </w:r>
+      <w:proofErr w:type="gramEnd"/>
+      <w:r>
+        <w:t>;</w:t>
+      </w:r>
+    </w:p>
+    <w:p>
+      <w:r>
+        <w:t xml:space="preserve">                </w:t>
+      </w:r>
+      <w:proofErr w:type="spellStart"/>
+      <w:r>
+        <w:t>BrandModel</w:t>
+      </w:r>
+      <w:proofErr w:type="spellEnd"/>
+      <w:r>
+        <w:t xml:space="preserve"> </w:t>
+      </w:r>
+      <w:proofErr w:type="spellStart"/>
+      <w:r>
+        <w:t>samsung</w:t>
+      </w:r>
+      <w:proofErr w:type="spellEnd"/>
+      <w:r>
+        <w:t xml:space="preserve"> = new </w:t>
+      </w:r>
+      <w:proofErr w:type="spellStart"/>
+      <w:r>
+        <w:t>BrandModel</w:t>
+      </w:r>
+      <w:proofErr w:type="spellEnd"/>
+      <w:r>
+        <w:t xml:space="preserve"> </w:t>
+      </w:r>
+      <w:proofErr w:type="gramStart"/>
+      <w:r>
+        <w:t>{ Name</w:t>
+      </w:r>
+      <w:proofErr w:type="gramEnd"/>
+      <w:r>
+        <w:t xml:space="preserve"> = "Samsung", Slug = "</w:t>
+      </w:r>
+      <w:proofErr w:type="spellStart"/>
+      <w:r>
+        <w:t>samsung</w:t>
+      </w:r>
+      <w:proofErr w:type="spellEnd"/>
+      <w:r>
+        <w:t xml:space="preserve">", Description = "Samsung </w:t>
+      </w:r>
+      <w:proofErr w:type="gramStart"/>
+      <w:r>
+        <w:t>is  large</w:t>
+      </w:r>
+      <w:proofErr w:type="gramEnd"/>
+      <w:r>
+        <w:t xml:space="preserve"> brand in the world", Status = </w:t>
+      </w:r>
+      <w:proofErr w:type="gramStart"/>
+      <w:r>
+        <w:t>1 }</w:t>
+      </w:r>
+      <w:proofErr w:type="gramEnd"/>
+      <w:r>
+        <w:t>;</w:t>
+      </w:r>
+    </w:p>
+    <w:p/>
+    <w:p/>
+    <w:p/>
+    <w:p>
+      <w:r>
+        <w:t xml:space="preserve">                _</w:t>
+      </w:r>
+      <w:proofErr w:type="spellStart"/>
+      <w:proofErr w:type="gramStart"/>
+      <w:r>
+        <w:t>context.Products.AddRange</w:t>
+      </w:r>
+      <w:proofErr w:type="spellEnd"/>
+      <w:proofErr w:type="gramEnd"/>
+      <w:r>
+        <w:t>(</w:t>
+      </w:r>
+    </w:p>
+    <w:p>
+      <w:r>
+        <w:t xml:space="preserve">                    new ProductModel </w:t>
+      </w:r>
+      <w:proofErr w:type="gramStart"/>
+      <w:r>
+        <w:t>{ Name</w:t>
+      </w:r>
+      <w:proofErr w:type="gramEnd"/>
+      <w:r>
+        <w:t xml:space="preserve"> = "</w:t>
+      </w:r>
+      <w:proofErr w:type="spellStart"/>
+      <w:r>
+        <w:t>Macbook</w:t>
+      </w:r>
+      <w:proofErr w:type="spellEnd"/>
+      <w:r>
+        <w:t>", Slug = "</w:t>
+      </w:r>
+      <w:proofErr w:type="spellStart"/>
+      <w:r>
+        <w:t>macbook</w:t>
+      </w:r>
+      <w:proofErr w:type="spellEnd"/>
+      <w:r>
+        <w:t>", Description = "</w:t>
+      </w:r>
+      <w:proofErr w:type="spellStart"/>
+      <w:r>
+        <w:t>Macbook</w:t>
+      </w:r>
+      <w:proofErr w:type="spellEnd"/>
+      <w:r>
+        <w:t xml:space="preserve"> is Best", Image ="1.jpg", Category = </w:t>
+      </w:r>
+      <w:proofErr w:type="spellStart"/>
+      <w:r>
+        <w:t>macbook</w:t>
+      </w:r>
+      <w:proofErr w:type="spellEnd"/>
+      <w:r>
+        <w:t xml:space="preserve">, Brand = apple, Price = </w:t>
+      </w:r>
+      <w:proofErr w:type="gramStart"/>
+      <w:r>
+        <w:t>1233 }</w:t>
+      </w:r>
+      <w:proofErr w:type="gramEnd"/>
+      <w:r>
+        <w:t>,</w:t>
+      </w:r>
+    </w:p>
+    <w:p/>
+    <w:p>
+      <w:r>
+        <w:lastRenderedPageBreak/>
+        <w:t xml:space="preserve">                    new ProductModel </w:t>
+      </w:r>
+      <w:proofErr w:type="gramStart"/>
+      <w:r>
+        <w:t>{ Name</w:t>
+      </w:r>
+      <w:proofErr w:type="gramEnd"/>
+      <w:r>
+        <w:t xml:space="preserve"> = "Pc", Slug = "pc", Description = "Pc is Best</w:t>
+      </w:r>
+      <w:proofErr w:type="gramStart"/>
+      <w:r>
+        <w:t>" ,Image</w:t>
+      </w:r>
+      <w:proofErr w:type="gramEnd"/>
+      <w:r>
+        <w:t xml:space="preserve"> = "2.jpg</w:t>
+      </w:r>
+      <w:proofErr w:type="gramStart"/>
+      <w:r>
+        <w:t>" ,</w:t>
+      </w:r>
+      <w:proofErr w:type="gramEnd"/>
+      <w:r>
+        <w:t xml:space="preserve"> Category = pc, Brand = </w:t>
+      </w:r>
+      <w:proofErr w:type="spellStart"/>
+      <w:r>
+        <w:t>samsung</w:t>
+      </w:r>
+      <w:proofErr w:type="spellEnd"/>
+      <w:r>
+        <w:t xml:space="preserve">, Price = </w:t>
+      </w:r>
+      <w:proofErr w:type="gramStart"/>
+      <w:r>
+        <w:t>1233 }</w:t>
+      </w:r>
+      <w:proofErr w:type="gramEnd"/>
+    </w:p>
+    <w:p>
+      <w:r>
+        <w:t xml:space="preserve">               </w:t>
+      </w:r>
+      <w:proofErr w:type="gramStart"/>
+      <w:r>
+        <w:t>) ;</w:t>
+      </w:r>
+      <w:proofErr w:type="gramEnd"/>
+    </w:p>
+    <w:p/>
+    <w:p>
+      <w:r>
+        <w:t xml:space="preserve">                _</w:t>
+      </w:r>
+      <w:proofErr w:type="spellStart"/>
+      <w:proofErr w:type="gramStart"/>
+      <w:r>
+        <w:t>context.SaveChanges</w:t>
+      </w:r>
+      <w:proofErr w:type="spellEnd"/>
+      <w:proofErr w:type="gramEnd"/>
+      <w:r>
+        <w:t>(</w:t>
+      </w:r>
+      <w:proofErr w:type="gramStart"/>
+      <w:r>
+        <w:t>);</w:t>
+      </w:r>
+      <w:proofErr w:type="gramEnd"/>
+    </w:p>
+    <w:p/>
+    <w:p>
+      <w:r>
+        <w:t xml:space="preserve">            }</w:t>
+      </w:r>
+    </w:p>
+    <w:p/>
+    <w:p/>
+    <w:p>
+      <w:r>
+        <w:t xml:space="preserve">        }</w:t>
+      </w:r>
+    </w:p>
+    <w:p/>
+    <w:p/>
+    <w:p>
+      <w:r>
+        <w:t xml:space="preserve">    }</w:t>
+      </w:r>
+    </w:p>
+    <w:p>
+      <w:r>
+        <w:t>}</w:t>
+      </w:r>
+    </w:p>
+    <w:p>
       <w:pPr>
         <w:rPr>
+          <w:sz w:val="28"/>
+          <w:szCs w:val="28"/>
           <w:lang w:val="vi-VN"/>
         </w:rPr>
       </w:pPr>
     </w:p>
+    <w:p>
+      <w:pPr>
+        <w:rPr>
+          <w:sz w:val="28"/>
+          <w:szCs w:val="28"/>
+        </w:rPr>
+      </w:pPr>
+      <w:proofErr w:type="gramStart"/>
+      <w:r>
+        <w:rPr>
+          <w:sz w:val="28"/>
+          <w:szCs w:val="28"/>
+          <w:highlight w:val="yellow"/>
+        </w:rPr>
+        <w:t xml:space="preserve">Class  </w:t>
+      </w:r>
+      <w:proofErr w:type="spellStart"/>
+      <w:r>
+        <w:rPr>
+          <w:sz w:val="28"/>
+          <w:szCs w:val="28"/>
+          <w:highlight w:val="yellow"/>
+        </w:rPr>
+        <w:t>program.cs</w:t>
+      </w:r>
+      <w:proofErr w:type="spellEnd"/>
+      <w:proofErr w:type="gramEnd"/>
+      <w:r>
+        <w:rPr>
+          <w:sz w:val="28"/>
+          <w:szCs w:val="28"/>
+        </w:rPr>
+        <w:t xml:space="preserve">  </w:t>
+      </w:r>
+    </w:p>
+    <w:p>
+      <w:proofErr w:type="gramStart"/>
+      <w:r>
+        <w:t>var  context</w:t>
+      </w:r>
+      <w:proofErr w:type="gramEnd"/>
+      <w:r>
+        <w:t xml:space="preserve">  </w:t>
+      </w:r>
+      <w:proofErr w:type="gramStart"/>
+      <w:r>
+        <w:t>=  app</w:t>
+      </w:r>
+      <w:proofErr w:type="gramEnd"/>
+      <w:r>
+        <w:t>.Services.CreateScope(</w:t>
+      </w:r>
+      <w:proofErr w:type="gramStart"/>
+      <w:r>
+        <w:t>).ServiceProvider.GetRequiredService</w:t>
+      </w:r>
+      <w:proofErr w:type="gramEnd"/>
+      <w:r>
+        <w:t>&lt;DataContext</w:t>
+      </w:r>
+      <w:proofErr w:type="gramStart"/>
+      <w:r>
+        <w:t>&gt;();</w:t>
+      </w:r>
+      <w:proofErr w:type="gramEnd"/>
+    </w:p>
+    <w:p>
+      <w:proofErr w:type="spellStart"/>
+      <w:r>
+        <w:t>SeedData.SeedingData</w:t>
+      </w:r>
+      <w:proofErr w:type="spellEnd"/>
+      <w:r>
+        <w:t>(context</w:t>
+      </w:r>
+      <w:proofErr w:type="gramStart"/>
+      <w:r>
+        <w:t>);</w:t>
+      </w:r>
+      <w:proofErr w:type="gramEnd"/>
+    </w:p>
+    <w:p/>
+    <w:p>
+      <w:pPr>
+        <w:rPr>
+          <w:lang w:val="vi-VN"/>
+        </w:rPr>
+      </w:pPr>
+      <w:proofErr w:type="gramStart"/>
+      <w:r>
+        <w:rPr>
+          <w:highlight w:val="green"/>
+        </w:rPr>
+        <w:t>Note  :</w:t>
+      </w:r>
+      <w:proofErr w:type="gramEnd"/>
+      <w:r>
+        <w:rPr>
+          <w:highlight w:val="green"/>
+        </w:rPr>
+        <w:t xml:space="preserve">  </w:t>
+      </w:r>
+      <w:proofErr w:type="spellStart"/>
+      <w:proofErr w:type="gramStart"/>
+      <w:r>
+        <w:rPr>
+          <w:highlight w:val="green"/>
+        </w:rPr>
+        <w:t>DataContext</w:t>
+      </w:r>
+      <w:proofErr w:type="spellEnd"/>
+      <w:r>
+        <w:rPr>
+          <w:highlight w:val="green"/>
+        </w:rPr>
+        <w:t xml:space="preserve">  </w:t>
+      </w:r>
+      <w:proofErr w:type="spellStart"/>
+      <w:r>
+        <w:rPr>
+          <w:highlight w:val="green"/>
+        </w:rPr>
+        <w:t>là</w:t>
+      </w:r>
+      <w:proofErr w:type="spellEnd"/>
+      <w:proofErr w:type="gramEnd"/>
+      <w:r>
+        <w:rPr>
+          <w:highlight w:val="green"/>
+          <w:lang w:val="vi-VN"/>
+        </w:rPr>
+        <w:t xml:space="preserve"> Class </w:t>
+      </w:r>
+      <w:proofErr w:type="gramStart"/>
+      <w:r>
+        <w:rPr>
+          <w:highlight w:val="green"/>
+          <w:lang w:val="vi-VN"/>
+        </w:rPr>
+        <w:t>connect  với</w:t>
+      </w:r>
+      <w:proofErr w:type="gramEnd"/>
+      <w:r>
+        <w:rPr>
+          <w:highlight w:val="green"/>
+          <w:lang w:val="vi-VN"/>
+        </w:rPr>
+        <w:t xml:space="preserve"> SQL Server</w:t>
+      </w:r>
+      <w:r>
+        <w:rPr>
+          <w:lang w:val="vi-VN"/>
+        </w:rPr>
+        <w:t xml:space="preserve"> </w:t>
+      </w:r>
+    </w:p>
+    <w:p/>
+    <w:p/>
+    <w:p/>
+    <w:p/>
+    <w:p/>
+    <w:p/>
+    <w:p/>
+    <w:p/>
+    <w:p/>
+    <w:p/>
+    <w:p/>
+    <w:p/>
+    <w:p/>
+    <w:p/>
+    <w:p/>
+    <w:p/>
+    <w:p/>
+    <w:p/>
+    <w:p/>
+    <w:p/>
+    <w:p/>
+    <w:p>
+      <w:pPr>
+        <w:rPr>
+          <w:lang w:val="vi-VN"/>
+        </w:rPr>
+      </w:pPr>
+    </w:p>
+    <w:p>
+      <w:pPr>
+        <w:rPr>
+          <w:lang w:val="vi-VN"/>
+        </w:rPr>
+      </w:pPr>
+    </w:p>
+    <w:p>
+      <w:pPr>
+        <w:rPr>
+          <w:lang w:val="vi-VN"/>
+        </w:rPr>
+      </w:pPr>
+    </w:p>
+    <w:p>
+      <w:pPr>
+        <w:rPr>
+          <w:lang w:val="vi-VN"/>
+        </w:rPr>
+      </w:pPr>
+    </w:p>
+    <w:p>
+      <w:pPr>
+        <w:rPr>
+          <w:lang w:val="vi-VN"/>
+        </w:rPr>
+      </w:pPr>
+    </w:p>
+    <w:p>
+      <w:pPr>
+        <w:rPr>
+          <w:lang w:val="vi-VN"/>
+        </w:rPr>
+      </w:pPr>
+    </w:p>
+    <w:p>
+      <w:pPr>
+        <w:rPr>
+          <w:lang w:val="vi-VN"/>
+        </w:rPr>
+      </w:pPr>
+    </w:p>
+    <w:p>
+      <w:pPr>
+        <w:rPr>
+          <w:lang w:val="vi-VN"/>
+        </w:rPr>
+      </w:pPr>
+    </w:p>
+    <w:p>
+      <w:pPr>
+        <w:rPr>
+          <w:lang w:val="vi-VN"/>
+        </w:rPr>
+      </w:pPr>
+    </w:p>
+    <w:p>
+      <w:pPr>
+        <w:rPr>
+          <w:lang w:val="vi-VN"/>
+        </w:rPr>
+      </w:pPr>
+    </w:p>
+    <w:p>
+      <w:pPr>
+        <w:rPr>
+          <w:lang w:val="vi-VN"/>
+        </w:rPr>
+      </w:pPr>
+    </w:p>
+    <w:p>
+      <w:pPr>
+        <w:rPr>
+          <w:lang w:val="vi-VN"/>
+        </w:rPr>
+      </w:pPr>
+    </w:p>
+    <w:p>
+      <w:pPr>
+        <w:rPr>
+          <w:lang w:val="vi-VN"/>
+        </w:rPr>
+      </w:pPr>
+    </w:p>
+    <w:p>
+      <w:pPr>
+        <w:rPr>
+          <w:lang w:val="vi-VN"/>
+        </w:rPr>
+      </w:pPr>
+    </w:p>
+    <w:p>
+      <w:pPr>
+        <w:rPr>
+          <w:lang w:val="vi-VN"/>
+        </w:rPr>
+      </w:pPr>
+    </w:p>
+    <w:p/>
     <w:sectPr>
       <w:pgSz w:w="12240" w:h="15840"/>
       <w:pgMar w:top="1440" w:right="1440" w:bottom="1440" w:left="1440" w:header="720" w:footer="720" w:gutter="0"/>
